--- a/插件详细手册/23.窗口字符/（指向）窗口字符的从零开始设计.docx
+++ b/插件详细手册/23.窗口字符/（指向）窗口字符的从零开始设计.docx
@@ -263,6 +263,13 @@
           <w:rFonts w:hint="eastAsia"/>
           <w:sz w:val="28"/>
         </w:rPr>
+        <w:t>的</w:t>
+      </w:r>
+      <w:r>
+        <w:rPr>
+          <w:rFonts w:hint="eastAsia"/>
+          <w:sz w:val="28"/>
+        </w:rPr>
         <w:t>卡片</w:t>
       </w:r>
       <w:r>
@@ -775,10 +782,10 @@
           <w:noProof/>
         </w:rPr>
         <w:drawing>
-          <wp:inline distT="0" distB="0" distL="0" distR="0" wp14:anchorId="708F3958" wp14:editId="6696D631">
-            <wp:extent cx="1391684" cy="1684020"/>
-            <wp:effectExtent l="0" t="0" r="0" b="0"/>
-            <wp:docPr id="1379012694" name="图片 2"/>
+          <wp:inline distT="0" distB="0" distL="0" distR="0" wp14:anchorId="15F77B39" wp14:editId="541DC011">
+            <wp:extent cx="1379220" cy="1668936"/>
+            <wp:effectExtent l="0" t="0" r="0" b="7620"/>
+            <wp:docPr id="563378124" name="图片 18"/>
             <wp:cNvGraphicFramePr>
               <a:graphicFrameLocks xmlns:a="http://schemas.openxmlformats.org/drawingml/2006/main" noChangeAspect="1"/>
             </wp:cNvGraphicFramePr>
@@ -786,13 +793,13 @@
               <a:graphicData uri="http://schemas.openxmlformats.org/drawingml/2006/picture">
                 <pic:pic xmlns:pic="http://schemas.openxmlformats.org/drawingml/2006/picture">
                   <pic:nvPicPr>
-                    <pic:cNvPr id="0" name="Picture 4"/>
+                    <pic:cNvPr id="0" name="Picture 35"/>
                     <pic:cNvPicPr>
                       <a:picLocks noChangeAspect="1" noChangeArrowheads="1"/>
                     </pic:cNvPicPr>
                   </pic:nvPicPr>
                   <pic:blipFill>
-                    <a:blip r:embed="rId7">
+                    <a:blip r:embed="rId7" cstate="print">
                       <a:extLst>
                         <a:ext uri="{28A0092B-C50C-407E-A947-70E740481C1C}">
                           <a14:useLocalDpi xmlns:a14="http://schemas.microsoft.com/office/drawing/2010/main" val="0"/>
@@ -807,7 +814,7 @@
                   <pic:spPr bwMode="auto">
                     <a:xfrm>
                       <a:off x="0" y="0"/>
-                      <a:ext cx="1398691" cy="1692499"/>
+                      <a:ext cx="1390333" cy="1682383"/>
                     </a:xfrm>
                     <a:prstGeom prst="rect">
                       <a:avLst/>
@@ -853,21 +860,28 @@
           <w:rFonts w:hint="eastAsia"/>
           <w:sz w:val="28"/>
         </w:rPr>
-        <w:t>完整卡</w:t>
-      </w:r>
-      <w:proofErr w:type="gramEnd"/>
+        <w:t>完整</w:t>
+      </w:r>
       <w:r>
         <w:rPr>
           <w:rFonts w:hint="eastAsia"/>
           <w:sz w:val="28"/>
         </w:rPr>
-        <w:t>牌</w:t>
-      </w:r>
+        <w:t>含</w:t>
+      </w:r>
+      <w:proofErr w:type="gramEnd"/>
       <w:r>
         <w:rPr>
           <w:rFonts w:hint="eastAsia"/>
           <w:sz w:val="28"/>
         </w:rPr>
+        <w:t>文本的卡片</w:t>
+      </w:r>
+      <w:r>
+        <w:rPr>
+          <w:rFonts w:hint="eastAsia"/>
+          <w:sz w:val="28"/>
+        </w:rPr>
         <w:t>（指向）</w:t>
       </w:r>
     </w:p>
@@ -882,6 +896,7 @@
           <w:sz w:val="22"/>
         </w:rPr>
       </w:pPr>
+      <w:bookmarkStart w:id="0" w:name="_Hlk199761010"/>
       <w:r>
         <w:rPr>
           <w:rFonts w:ascii="Tahoma" w:eastAsia="微软雅黑" w:hAnsi="Tahoma" w:hint="eastAsia"/>
@@ -1323,7 +1338,7 @@
           <w:kern w:val="0"/>
           <w:sz w:val="22"/>
         </w:rPr>
-        <w:t>关于图片附加的文本域</w:t>
+        <w:t>卡片设计</w:t>
       </w:r>
       <w:r>
         <w:rPr>
@@ -1332,16 +1347,25 @@
           <w:kern w:val="0"/>
           <w:sz w:val="22"/>
         </w:rPr>
-        <w:t>.</w:t>
-      </w:r>
-      <w:r>
-        <w:rPr>
-          <w:rFonts w:ascii="Tahoma" w:eastAsia="微软雅黑" w:hAnsi="Tahoma"/>
+        <w:t>-</w:t>
+      </w:r>
+      <w:r>
+        <w:rPr>
+          <w:rFonts w:ascii="Tahoma" w:eastAsia="微软雅黑" w:hAnsi="Tahoma" w:hint="eastAsia"/>
           <w:color w:val="0070C0"/>
           <w:kern w:val="0"/>
           <w:sz w:val="22"/>
         </w:rPr>
-        <w:t>docx</w:t>
+        <w:t>含文本域的卡片</w:t>
+      </w:r>
+      <w:r>
+        <w:rPr>
+          <w:rFonts w:ascii="Tahoma" w:eastAsia="微软雅黑" w:hAnsi="Tahoma" w:hint="eastAsia"/>
+          <w:color w:val="0070C0"/>
+          <w:kern w:val="0"/>
+          <w:sz w:val="22"/>
+        </w:rPr>
+        <w:t>.docx</w:t>
       </w:r>
       <w:proofErr w:type="gramStart"/>
       <w:r>
@@ -1370,6 +1394,7 @@
         <w:t>。</w:t>
       </w:r>
     </w:p>
+    <w:bookmarkEnd w:id="0"/>
     <w:p>
       <w:pPr>
         <w:widowControl/>
@@ -1382,14 +1407,13 @@
       </w:pPr>
       <w:r>
         <w:rPr>
-          <w:rFonts w:hint="eastAsia"/>
           <w:noProof/>
         </w:rPr>
         <w:drawing>
-          <wp:inline distT="0" distB="0" distL="0" distR="0" wp14:anchorId="04B6A949" wp14:editId="59C7CD83">
-            <wp:extent cx="3947160" cy="2315737"/>
-            <wp:effectExtent l="0" t="0" r="0" b="8890"/>
-            <wp:docPr id="1508526960" name="图片 2"/>
+          <wp:inline distT="0" distB="0" distL="0" distR="0" wp14:anchorId="13B8ABB7" wp14:editId="2EA03CA3">
+            <wp:extent cx="4251960" cy="2489948"/>
+            <wp:effectExtent l="0" t="0" r="0" b="5715"/>
+            <wp:docPr id="1426144856" name="图片 26"/>
             <wp:cNvGraphicFramePr>
               <a:graphicFrameLocks xmlns:a="http://schemas.openxmlformats.org/drawingml/2006/main" noChangeAspect="1"/>
             </wp:cNvGraphicFramePr>
@@ -1397,13 +1421,13 @@
               <a:graphicData uri="http://schemas.openxmlformats.org/drawingml/2006/picture">
                 <pic:pic xmlns:pic="http://schemas.openxmlformats.org/drawingml/2006/picture">
                   <pic:nvPicPr>
-                    <pic:cNvPr id="0" name="Picture 3"/>
+                    <pic:cNvPr id="0" name="Picture 51"/>
                     <pic:cNvPicPr>
                       <a:picLocks noChangeAspect="1" noChangeArrowheads="1"/>
                     </pic:cNvPicPr>
                   </pic:nvPicPr>
                   <pic:blipFill>
-                    <a:blip r:embed="rId8" cstate="print">
+                    <a:blip r:embed="rId8">
                       <a:extLst>
                         <a:ext uri="{28A0092B-C50C-407E-A947-70E740481C1C}">
                           <a14:useLocalDpi xmlns:a14="http://schemas.microsoft.com/office/drawing/2010/main" val="0"/>
@@ -1418,7 +1442,7 @@
                   <pic:spPr bwMode="auto">
                     <a:xfrm>
                       <a:off x="0" y="0"/>
-                      <a:ext cx="3966522" cy="2327097"/>
+                      <a:ext cx="4253900" cy="2491084"/>
                     </a:xfrm>
                     <a:prstGeom prst="rect">
                       <a:avLst/>
@@ -2072,10 +2096,10 @@
           <w:noProof/>
         </w:rPr>
         <w:drawing>
-          <wp:inline distT="0" distB="0" distL="0" distR="0" wp14:anchorId="0C0E0EA3" wp14:editId="2A4FF687">
-            <wp:extent cx="3002280" cy="2222062"/>
-            <wp:effectExtent l="0" t="0" r="7620" b="6985"/>
-            <wp:docPr id="69" name="图片 69"/>
+          <wp:inline distT="0" distB="0" distL="0" distR="0" wp14:anchorId="0A5136C9" wp14:editId="109D5E6E">
+            <wp:extent cx="3147060" cy="2331341"/>
+            <wp:effectExtent l="0" t="0" r="0" b="0"/>
+            <wp:docPr id="133528539" name="图片 11"/>
             <wp:cNvGraphicFramePr>
               <a:graphicFrameLocks xmlns:a="http://schemas.openxmlformats.org/drawingml/2006/main" noChangeAspect="1"/>
             </wp:cNvGraphicFramePr>
@@ -2083,13 +2107,13 @@
               <a:graphicData uri="http://schemas.openxmlformats.org/drawingml/2006/picture">
                 <pic:pic xmlns:pic="http://schemas.openxmlformats.org/drawingml/2006/picture">
                   <pic:nvPicPr>
-                    <pic:cNvPr id="0" name="图片 12"/>
+                    <pic:cNvPr id="0" name="Picture 27"/>
                     <pic:cNvPicPr>
                       <a:picLocks noChangeAspect="1" noChangeArrowheads="1"/>
                     </pic:cNvPicPr>
                   </pic:nvPicPr>
                   <pic:blipFill>
-                    <a:blip r:embed="rId9" cstate="print">
+                    <a:blip r:embed="rId9">
                       <a:extLst>
                         <a:ext uri="{28A0092B-C50C-407E-A947-70E740481C1C}">
                           <a14:useLocalDpi xmlns:a14="http://schemas.microsoft.com/office/drawing/2010/main" val="0"/>
@@ -2104,7 +2128,7 @@
                   <pic:spPr bwMode="auto">
                     <a:xfrm>
                       <a:off x="0" y="0"/>
-                      <a:ext cx="3029320" cy="2242075"/>
+                      <a:ext cx="3154238" cy="2336659"/>
                     </a:xfrm>
                     <a:prstGeom prst="rect">
                       <a:avLst/>
@@ -11545,7 +11569,7 @@
         </w:rPr>
         <w:t>。</w:t>
       </w:r>
-      <w:bookmarkStart w:id="0" w:name="_Hlk185619773"/>
+      <w:bookmarkStart w:id="1" w:name="_Hlk185619773"/>
     </w:p>
     <w:p>
       <w:pPr>
@@ -11680,7 +11704,7 @@
         </w:drawing>
       </w:r>
     </w:p>
-    <w:bookmarkEnd w:id="0"/>
+    <w:bookmarkEnd w:id="1"/>
     <w:p>
       <w:pPr>
         <w:widowControl/>
@@ -13089,6 +13113,7 @@
   <w:style w:type="character" w:default="1" w:styleId="a0">
     <w:name w:val="Default Paragraph Font"/>
     <w:uiPriority w:val="1"/>
+    <w:semiHidden/>
     <w:unhideWhenUsed/>
   </w:style>
   <w:style w:type="table" w:default="1" w:styleId="a1">
